--- a/视频/对照文本/09-文本.docx
+++ b/视频/对照文本/09-文本.docx
@@ -562,7 +562,7 @@
                 <w:color w:val="F472B6"/>
                 <w:sz w:val="21"/>
               </w:rPr>
-              <w:t>贫瘠的</w:t>
+              <w:t>贫瘠的/边缘的</w:t>
             </w:r>
             <w:r>
               <w:rPr>
@@ -1135,7 +1135,7 @@
                 <w:color w:val="F0F7F2"/>
                 <w:sz w:val="26"/>
               </w:rPr>
-              <w:t xml:space="preserve"> country in </w:t>
+              <w:t xml:space="preserve"> country </w:t>
             </w:r>
             <w:r>
               <w:rPr>
@@ -1144,7 +1144,7 @@
                 <w:color w:val="38BDF8"/>
                 <w:sz w:val="26"/>
               </w:rPr>
-              <w:t>flocks</w:t>
+              <w:t>in flocks</w:t>
             </w:r>
           </w:p>
         </w:tc>
@@ -1182,11 +1182,20 @@
             <w:r>
               <w:rPr>
                 <w:rFonts w:ascii="Calibri" w:hAnsi="Calibri" w:eastAsia="微软雅黑"/>
+                <w:b/>
+                <w:color w:val="38BDF8"/>
+                <w:sz w:val="21"/>
+              </w:rPr>
+              <w:t>成群地</w:t>
+            </w:r>
+            <w:r>
+              <w:rPr>
+                <w:rFonts w:ascii="Calibri" w:hAnsi="Calibri" w:eastAsia="微软雅黑"/>
                 <w:b w:val="0"/>
                 <w:color w:val="AAC4B6"/>
                 <w:sz w:val="21"/>
               </w:rPr>
-              <w:t>结成</w:t>
+              <w:t xml:space="preserve"> </w:t>
             </w:r>
             <w:r>
               <w:rPr>
@@ -1195,25 +1204,7 @@
                 <w:color w:val="AAC4B6"/>
                 <w:sz w:val="21"/>
               </w:rPr>
-              <w:t xml:space="preserve"> </w:t>
-            </w:r>
-            <w:r>
-              <w:rPr>
-                <w:rFonts w:ascii="Calibri" w:hAnsi="Calibri" w:eastAsia="微软雅黑"/>
-                <w:b/>
-                <w:color w:val="38BDF8"/>
-                <w:sz w:val="21"/>
-              </w:rPr>
-              <w:t>鸟群</w:t>
-            </w:r>
-            <w:r>
-              <w:rPr>
-                <w:rFonts w:ascii="Calibri" w:hAnsi="Calibri" w:eastAsia="微软雅黑"/>
-                <w:b w:val="0"/>
-                <w:color w:val="AAC4B6"/>
-                <w:sz w:val="21"/>
-              </w:rPr>
-              <w:t>，从</w:t>
+              <w:t>从</w:t>
             </w:r>
             <w:r>
               <w:rPr>
@@ -1388,6 +1379,15 @@
                 <w:sz w:val="21"/>
               </w:rPr>
               <w:t>践踏了</w:t>
+            </w:r>
+            <w:r>
+              <w:rPr>
+                <w:rFonts w:ascii="Calibri" w:hAnsi="Calibri" w:eastAsia="微软雅黑"/>
+                <w:b w:val="0"/>
+                <w:color w:val="AAC4B6"/>
+                <w:sz w:val="21"/>
+              </w:rPr>
+              <w:t>（指动物破坏）</w:t>
             </w:r>
           </w:p>
         </w:tc>
@@ -1627,20 +1627,11 @@
             <w:r>
               <w:rPr>
                 <w:rFonts w:ascii="Calibri" w:hAnsi="Calibri" w:eastAsia="微软雅黑"/>
-                <w:b w:val="0"/>
-                <w:color w:val="F0F7F2"/>
-                <w:sz w:val="26"/>
-              </w:rPr>
-              <w:t xml:space="preserve">In </w:t>
-            </w:r>
-            <w:r>
-              <w:rPr>
-                <w:rFonts w:ascii="Calibri" w:hAnsi="Calibri" w:eastAsia="微软雅黑"/>
                 <w:b/>
                 <w:color w:val="FB923C"/>
                 <w:sz w:val="26"/>
               </w:rPr>
-              <w:t>desperation</w:t>
+              <w:t>In desperation</w:t>
             </w:r>
             <w:r>
               <w:rPr>
@@ -1671,7 +1662,7 @@
                 <w:color w:val="FB923C"/>
                 <w:sz w:val="21"/>
               </w:rPr>
-              <w:t>绝望</w:t>
+              <w:t>绝望之中</w:t>
             </w:r>
             <w:r>
               <w:rPr>
@@ -1680,16 +1671,7 @@
                 <w:color w:val="AAC4B6"/>
                 <w:sz w:val="21"/>
               </w:rPr>
-              <w:t xml:space="preserve"> </w:t>
-            </w:r>
-            <w:r>
-              <w:rPr>
-                <w:rFonts w:ascii="Calibri" w:hAnsi="Calibri" w:eastAsia="微软雅黑"/>
-                <w:b w:val="0"/>
-                <w:color w:val="AAC4B6"/>
-                <w:sz w:val="21"/>
-              </w:rPr>
-              <w:t>之中，</w:t>
+              <w:t>，</w:t>
             </w:r>
           </w:p>
         </w:tc>
@@ -1766,8 +1748,8 @@
             <w:r>
               <w:rPr>
                 <w:rFonts w:ascii="Calibri" w:hAnsi="Calibri" w:eastAsia="微软雅黑"/>
-                <w:b w:val="0"/>
-                <w:color w:val="F0F7F2"/>
+                <w:b/>
+                <w:color w:val="FCA5A5"/>
                 <w:sz w:val="26"/>
               </w:rPr>
               <w:t>aired</w:t>
@@ -1796,7 +1778,7 @@
               <w:rPr>
                 <w:rFonts w:ascii="Calibri" w:hAnsi="Calibri" w:eastAsia="微软雅黑"/>
                 <w:b/>
-                <w:color w:val="FCA5A5"/>
+                <w:color w:val="FBBF24"/>
                 <w:sz w:val="26"/>
               </w:rPr>
               <w:t>grievances</w:t>
@@ -1855,11 +1837,11 @@
             <w:r>
               <w:rPr>
                 <w:rFonts w:ascii="Calibri" w:hAnsi="Calibri" w:eastAsia="微软雅黑"/>
-                <w:b w:val="0"/>
-                <w:color w:val="AAC4B6"/>
+                <w:b/>
+                <w:color w:val="FCA5A5"/>
                 <w:sz w:val="21"/>
               </w:rPr>
-              <w:t>陈述了</w:t>
+              <w:t>公开表达了</w:t>
             </w:r>
           </w:p>
         </w:tc>
@@ -1875,11 +1857,29 @@
             <w:r>
               <w:rPr>
                 <w:rFonts w:ascii="Calibri" w:hAnsi="Calibri" w:eastAsia="微软雅黑"/>
+                <w:b w:val="0"/>
+                <w:color w:val="AAC4B6"/>
+                <w:sz w:val="21"/>
+              </w:rPr>
+              <w:t>他们的</w:t>
+            </w:r>
+            <w:r>
+              <w:rPr>
+                <w:rFonts w:ascii="Calibri" w:hAnsi="Calibri" w:eastAsia="微软雅黑"/>
+                <w:b w:val="0"/>
+                <w:color w:val="AAC4B6"/>
+                <w:sz w:val="21"/>
+              </w:rPr>
+              <w:t xml:space="preserve"> </w:t>
+            </w:r>
+            <w:r>
+              <w:rPr>
+                <w:rFonts w:ascii="Calibri" w:hAnsi="Calibri" w:eastAsia="微软雅黑"/>
                 <w:b/>
-                <w:color w:val="FCA5A5"/>
+                <w:color w:val="FBBF24"/>
                 <w:sz w:val="21"/>
               </w:rPr>
-              <w:t>不满</w:t>
+              <w:t>不满/委屈</w:t>
             </w:r>
             <w:r>
               <w:rPr>
@@ -1977,7 +1977,7 @@
               <w:rPr>
                 <w:rFonts w:ascii="Calibri" w:hAnsi="Calibri" w:eastAsia="微软雅黑"/>
                 <w:b/>
-                <w:color w:val="FBBF24"/>
+                <w:color w:val="38BDF8"/>
                 <w:sz w:val="26"/>
               </w:rPr>
               <w:t>machine-guns</w:t>
@@ -2066,7 +2066,7 @@
               <w:rPr>
                 <w:rFonts w:ascii="Calibri" w:hAnsi="Calibri" w:eastAsia="微软雅黑"/>
                 <w:b/>
-                <w:color w:val="FBBF24"/>
+                <w:color w:val="38BDF8"/>
                 <w:sz w:val="21"/>
               </w:rPr>
               <w:t>机枪</w:t>
@@ -2187,7 +2187,7 @@
               <w:rPr>
                 <w:rFonts w:ascii="Calibri" w:hAnsi="Calibri" w:eastAsia="微软雅黑"/>
                 <w:b/>
-                <w:color w:val="38BDF8"/>
+                <w:color w:val="F472B6"/>
                 <w:sz w:val="26"/>
               </w:rPr>
               <w:t>battalion</w:t>
@@ -2216,7 +2216,7 @@
               <w:rPr>
                 <w:rFonts w:ascii="Calibri" w:hAnsi="Calibri" w:eastAsia="微软雅黑"/>
                 <w:b/>
-                <w:color w:val="F472B6"/>
+                <w:color w:val="BEF264"/>
                 <w:sz w:val="26"/>
               </w:rPr>
               <w:t>detachment</w:t>
@@ -2305,10 +2305,10 @@
               <w:rPr>
                 <w:rFonts w:ascii="Calibri" w:hAnsi="Calibri" w:eastAsia="微软雅黑"/>
                 <w:b/>
-                <w:color w:val="38BDF8"/>
+                <w:color w:val="F472B6"/>
                 <w:sz w:val="21"/>
               </w:rPr>
-              <w:t>整营兵力</w:t>
+              <w:t>一个营</w:t>
             </w:r>
             <w:r>
               <w:rPr>
@@ -2352,7 +2352,7 @@
               <w:rPr>
                 <w:rFonts w:ascii="Calibri" w:hAnsi="Calibri" w:eastAsia="微软雅黑"/>
                 <w:b/>
-                <w:color w:val="F472B6"/>
+                <w:color w:val="BEF264"/>
                 <w:sz w:val="21"/>
               </w:rPr>
               <w:t>小分队</w:t>
@@ -2432,7 +2432,7 @@
               <w:rPr>
                 <w:rFonts w:ascii="Calibri" w:hAnsi="Calibri" w:eastAsia="微软雅黑"/>
                 <w:b/>
-                <w:color w:val="BEF264"/>
+                <w:color w:val="C4B5FD"/>
                 <w:sz w:val="26"/>
               </w:rPr>
               <w:t>artillery</w:t>
@@ -2501,7 +2501,7 @@
               <w:rPr>
                 <w:rFonts w:ascii="Calibri" w:hAnsi="Calibri" w:eastAsia="微软雅黑"/>
                 <w:b/>
-                <w:color w:val="BEF264"/>
+                <w:color w:val="C4B5FD"/>
                 <w:sz w:val="21"/>
               </w:rPr>
               <w:t>炮兵</w:t>
@@ -2653,7 +2653,7 @@
               <w:rPr>
                 <w:rFonts w:ascii="Calibri" w:hAnsi="Calibri" w:eastAsia="微软雅黑"/>
                 <w:b/>
-                <w:color w:val="C4B5FD"/>
+                <w:color w:val="FB923C"/>
                 <w:sz w:val="26"/>
               </w:rPr>
               <w:t>ammunition</w:t>
@@ -2764,7 +2764,7 @@
               <w:rPr>
                 <w:rFonts w:ascii="Calibri" w:hAnsi="Calibri" w:eastAsia="微软雅黑"/>
                 <w:b/>
-                <w:color w:val="C4B5FD"/>
+                <w:color w:val="FB923C"/>
                 <w:sz w:val="21"/>
               </w:rPr>
               <w:t>弹药</w:t>
@@ -2845,7 +2845,7 @@
               <w:rPr>
                 <w:rFonts w:ascii="Calibri" w:hAnsi="Calibri" w:eastAsia="微软雅黑"/>
                 <w:b/>
-                <w:color w:val="FB923C"/>
+                <w:color w:val="5EEAD4"/>
                 <w:sz w:val="26"/>
               </w:rPr>
               <w:t>offensive</w:t>
@@ -2887,10 +2887,10 @@
               <w:rPr>
                 <w:rFonts w:ascii="Calibri" w:hAnsi="Calibri" w:eastAsia="微软雅黑"/>
                 <w:b/>
-                <w:color w:val="FB923C"/>
+                <w:color w:val="5EEAD4"/>
                 <w:sz w:val="21"/>
               </w:rPr>
-              <w:t>攻势</w:t>
+              <w:t>进攻</w:t>
             </w:r>
           </w:p>
         </w:tc>
@@ -3026,7 +3026,7 @@
               <w:rPr>
                 <w:rFonts w:ascii="Calibri" w:hAnsi="Calibri" w:eastAsia="微软雅黑"/>
                 <w:b/>
-                <w:color w:val="5EEAD4"/>
+                <w:color w:val="FCA5A5"/>
                 <w:sz w:val="26"/>
               </w:rPr>
               <w:t>ambush</w:t>
@@ -3100,7 +3100,7 @@
                 <w:color w:val="AAC4B6"/>
                 <w:sz w:val="21"/>
               </w:rPr>
-              <w:t>走近</w:t>
+              <w:t>靠近了</w:t>
             </w:r>
           </w:p>
         </w:tc>
@@ -3117,10 +3117,10 @@
               <w:rPr>
                 <w:rFonts w:ascii="Calibri" w:hAnsi="Calibri" w:eastAsia="微软雅黑"/>
                 <w:b/>
-                <w:color w:val="5EEAD4"/>
+                <w:color w:val="FCA5A5"/>
                 <w:sz w:val="21"/>
               </w:rPr>
-              <w:t>伏击圈</w:t>
+              <w:t>埋伏/伏击范围</w:t>
             </w:r>
             <w:r>
               <w:rPr>
@@ -3197,7 +3197,7 @@
               <w:rPr>
                 <w:rFonts w:ascii="Calibri" w:hAnsi="Calibri" w:eastAsia="微软雅黑"/>
                 <w:b/>
-                <w:color w:val="FCA5A5"/>
+                <w:color w:val="FBBF24"/>
                 <w:sz w:val="26"/>
               </w:rPr>
               <w:t>jammed</w:t>
@@ -3266,7 +3266,7 @@
               <w:rPr>
                 <w:rFonts w:ascii="Calibri" w:hAnsi="Calibri" w:eastAsia="微软雅黑"/>
                 <w:b/>
-                <w:color w:val="FCA5A5"/>
+                <w:color w:val="FBBF24"/>
                 <w:sz w:val="21"/>
               </w:rPr>
               <w:t>卡壳了</w:t>
@@ -3365,7 +3365,7 @@
               <w:rPr>
                 <w:rFonts w:ascii="Calibri" w:hAnsi="Calibri" w:eastAsia="微软雅黑"/>
                 <w:b/>
-                <w:color w:val="FBBF24"/>
+                <w:color w:val="38BDF8"/>
                 <w:sz w:val="26"/>
               </w:rPr>
               <w:t>formation</w:t>
@@ -3414,7 +3414,7 @@
               <w:rPr>
                 <w:rFonts w:ascii="Calibri" w:hAnsi="Calibri" w:eastAsia="微软雅黑"/>
                 <w:b/>
-                <w:color w:val="38BDF8"/>
+                <w:color w:val="F472B6"/>
                 <w:sz w:val="26"/>
               </w:rPr>
               <w:t>agile</w:t>
@@ -3468,7 +3468,7 @@
                 <w:color w:val="AAC4B6"/>
                 <w:sz w:val="21"/>
               </w:rPr>
-              <w:t>打乱</w:t>
+              <w:t>打乱了</w:t>
             </w:r>
           </w:p>
         </w:tc>
@@ -3484,8 +3484,17 @@
             <w:r>
               <w:rPr>
                 <w:rFonts w:ascii="Calibri" w:hAnsi="Calibri" w:eastAsia="微软雅黑"/>
+                <w:b w:val="0"/>
+                <w:color w:val="AAC4B6"/>
+                <w:sz w:val="21"/>
+              </w:rPr>
+              <w:t>（它们自己的）</w:t>
+            </w:r>
+            <w:r>
+              <w:rPr>
+                <w:rFonts w:ascii="Calibri" w:hAnsi="Calibri" w:eastAsia="微软雅黑"/>
                 <w:b/>
-                <w:color w:val="FBBF24"/>
+                <w:color w:val="38BDF8"/>
                 <w:sz w:val="21"/>
               </w:rPr>
               <w:t>队形</w:t>
@@ -3517,7 +3526,7 @@
                 <w:color w:val="AAC4B6"/>
                 <w:sz w:val="21"/>
               </w:rPr>
-              <w:t>分成</w:t>
+              <w:t>（它们）分成了</w:t>
             </w:r>
           </w:p>
         </w:tc>
@@ -3534,7 +3543,7 @@
               <w:rPr>
                 <w:rFonts w:ascii="Calibri" w:hAnsi="Calibri" w:eastAsia="微软雅黑"/>
                 <w:b/>
-                <w:color w:val="38BDF8"/>
+                <w:color w:val="F472B6"/>
                 <w:sz w:val="21"/>
               </w:rPr>
               <w:t>灵活的</w:t>
@@ -3555,7 +3564,7 @@
                 <w:color w:val="AAC4B6"/>
                 <w:sz w:val="21"/>
               </w:rPr>
-              <w:t>小群，</w:t>
+              <w:t>小群体，</w:t>
             </w:r>
           </w:p>
         </w:tc>
@@ -3602,7 +3611,7 @@
               <w:rPr>
                 <w:rFonts w:ascii="Calibri" w:hAnsi="Calibri" w:eastAsia="微软雅黑"/>
                 <w:b/>
-                <w:color w:val="F472B6"/>
+                <w:color w:val="BEF264"/>
                 <w:sz w:val="26"/>
               </w:rPr>
               <w:t>tactical</w:t>
@@ -3651,7 +3660,7 @@
               <w:rPr>
                 <w:rFonts w:ascii="Calibri" w:hAnsi="Calibri" w:eastAsia="微软雅黑"/>
                 <w:b/>
-                <w:color w:val="F472B6"/>
+                <w:color w:val="BEF264"/>
                 <w:sz w:val="21"/>
               </w:rPr>
               <w:t>战术</w:t>
@@ -3740,7 +3749,7 @@
               <w:rPr>
                 <w:rFonts w:ascii="Calibri" w:hAnsi="Calibri" w:eastAsia="微软雅黑"/>
                 <w:b/>
-                <w:color w:val="BEF264"/>
+                <w:color w:val="C4B5FD"/>
                 <w:sz w:val="26"/>
               </w:rPr>
               <w:t>futile</w:t>
@@ -3809,7 +3818,7 @@
               <w:rPr>
                 <w:rFonts w:ascii="Calibri" w:hAnsi="Calibri" w:eastAsia="微软雅黑"/>
                 <w:b/>
-                <w:color w:val="BEF264"/>
+                <w:color w:val="C4B5FD"/>
                 <w:sz w:val="21"/>
               </w:rPr>
               <w:t>徒劳无功</w:t>
@@ -3902,7 +3911,7 @@
               <w:rPr>
                 <w:rFonts w:ascii="Calibri" w:hAnsi="Calibri" w:eastAsia="微软雅黑"/>
                 <w:b/>
-                <w:color w:val="C4B5FD"/>
+                <w:color w:val="FB923C"/>
                 <w:sz w:val="26"/>
               </w:rPr>
               <w:t>wasteful</w:t>
@@ -4013,7 +4022,7 @@
               <w:rPr>
                 <w:rFonts w:ascii="Calibri" w:hAnsi="Calibri" w:eastAsia="微软雅黑"/>
                 <w:b/>
-                <w:color w:val="C4B5FD"/>
+                <w:color w:val="FB923C"/>
                 <w:sz w:val="21"/>
               </w:rPr>
               <w:t>浪费的</w:t>
@@ -4141,7 +4150,7 @@
               <w:rPr>
                 <w:rFonts w:ascii="Calibri" w:hAnsi="Calibri" w:eastAsia="微软雅黑"/>
                 <w:b/>
-                <w:color w:val="FB923C"/>
+                <w:color w:val="5EEAD4"/>
                 <w:sz w:val="26"/>
               </w:rPr>
               <w:t>ludicrous</w:t>
@@ -4190,7 +4199,7 @@
               <w:rPr>
                 <w:rFonts w:ascii="Calibri" w:hAnsi="Calibri" w:eastAsia="微软雅黑"/>
                 <w:b/>
-                <w:color w:val="FB923C"/>
+                <w:color w:val="5EEAD4"/>
                 <w:sz w:val="21"/>
               </w:rPr>
               <w:t>荒唐可笑的</w:t>
@@ -4280,7 +4289,7 @@
               <w:rPr>
                 <w:rFonts w:ascii="Calibri" w:hAnsi="Calibri" w:eastAsia="微软雅黑"/>
                 <w:b/>
-                <w:color w:val="5EEAD4"/>
+                <w:color w:val="FCA5A5"/>
                 <w:sz w:val="26"/>
               </w:rPr>
               <w:t>parliamentary</w:t>
@@ -4318,7 +4327,7 @@
               <w:rPr>
                 <w:rFonts w:ascii="Calibri" w:hAnsi="Calibri" w:eastAsia="微软雅黑"/>
                 <w:b/>
-                <w:color w:val="FCA5A5"/>
+                <w:color w:val="FBBF24"/>
                 <w:sz w:val="26"/>
               </w:rPr>
               <w:t>ridicule</w:t>
@@ -4367,7 +4376,7 @@
               <w:rPr>
                 <w:rFonts w:ascii="Calibri" w:hAnsi="Calibri" w:eastAsia="微软雅黑"/>
                 <w:b/>
-                <w:color w:val="5EEAD4"/>
+                <w:color w:val="FCA5A5"/>
                 <w:sz w:val="21"/>
               </w:rPr>
               <w:t>议会</w:t>
@@ -4423,10 +4432,10 @@
               <w:rPr>
                 <w:rFonts w:ascii="Calibri" w:hAnsi="Calibri" w:eastAsia="微软雅黑"/>
                 <w:b/>
-                <w:color w:val="FCA5A5"/>
+                <w:color w:val="FBBF24"/>
                 <w:sz w:val="21"/>
               </w:rPr>
-              <w:t>嘲讽</w:t>
+              <w:t>嘲笑/嘲讽</w:t>
             </w:r>
             <w:r>
               <w:rPr>
@@ -4493,7 +4502,7 @@
               <w:rPr>
                 <w:rFonts w:ascii="Calibri" w:hAnsi="Calibri" w:eastAsia="微软雅黑"/>
                 <w:b/>
-                <w:color w:val="FBBF24"/>
+                <w:color w:val="38BDF8"/>
                 <w:sz w:val="26"/>
               </w:rPr>
               <w:t>embarrassing</w:t>
@@ -4511,7 +4520,7 @@
               <w:rPr>
                 <w:rFonts w:ascii="Calibri" w:hAnsi="Calibri" w:eastAsia="微软雅黑"/>
                 <w:b/>
-                <w:color w:val="38BDF8"/>
+                <w:color w:val="F472B6"/>
                 <w:sz w:val="26"/>
               </w:rPr>
               <w:t>withdrawal</w:t>
@@ -4591,7 +4600,7 @@
               <w:rPr>
                 <w:rFonts w:ascii="Calibri" w:hAnsi="Calibri" w:eastAsia="微软雅黑"/>
                 <w:b/>
-                <w:color w:val="FBBF24"/>
+                <w:color w:val="38BDF8"/>
                 <w:sz w:val="21"/>
               </w:rPr>
               <w:t>尴尬的</w:t>
@@ -4609,10 +4618,10 @@
               <w:rPr>
                 <w:rFonts w:ascii="Calibri" w:hAnsi="Calibri" w:eastAsia="微软雅黑"/>
                 <w:b/>
-                <w:color w:val="38BDF8"/>
+                <w:color w:val="F472B6"/>
                 <w:sz w:val="21"/>
               </w:rPr>
-              <w:t>撤出</w:t>
+              <w:t>撤退</w:t>
             </w:r>
           </w:p>
         </w:tc>
@@ -4921,7 +4930,7 @@
               <w:rPr>
                 <w:rFonts w:ascii="Calibri" w:hAnsi="Calibri" w:eastAsia="微软雅黑"/>
                 <w:b/>
-                <w:color w:val="F472B6"/>
+                <w:color w:val="BEF264"/>
                 <w:sz w:val="26"/>
               </w:rPr>
               <w:t>memo</w:t>
@@ -4950,7 +4959,7 @@
               <w:rPr>
                 <w:rFonts w:ascii="Calibri" w:hAnsi="Calibri" w:eastAsia="微软雅黑"/>
                 <w:b/>
-                <w:color w:val="BEF264"/>
+                <w:color w:val="C4B5FD"/>
                 <w:sz w:val="26"/>
               </w:rPr>
               <w:t>inventory</w:t>
@@ -5030,7 +5039,7 @@
               <w:rPr>
                 <w:rFonts w:ascii="Calibri" w:hAnsi="Calibri" w:eastAsia="微软雅黑"/>
                 <w:b/>
-                <w:color w:val="F472B6"/>
+                <w:color w:val="BEF264"/>
                 <w:sz w:val="21"/>
               </w:rPr>
               <w:t>备忘录</w:t>
@@ -5068,7 +5077,7 @@
               <w:rPr>
                 <w:rFonts w:ascii="Calibri" w:hAnsi="Calibri" w:eastAsia="微软雅黑"/>
                 <w:b/>
-                <w:color w:val="BEF264"/>
+                <w:color w:val="C4B5FD"/>
                 <w:sz w:val="21"/>
               </w:rPr>
               <w:t>清单</w:t>
@@ -5091,7 +5100,7 @@
                 <w:color w:val="AAC4B6"/>
                 <w:sz w:val="21"/>
               </w:rPr>
-              <w:t>显示，</w:t>
+              <w:t>计数（显示），</w:t>
             </w:r>
           </w:p>
         </w:tc>
@@ -5160,7 +5169,7 @@
               <w:rPr>
                 <w:rFonts w:ascii="Calibri" w:hAnsi="Calibri" w:eastAsia="微软雅黑"/>
                 <w:b/>
-                <w:color w:val="C4B5FD"/>
+                <w:color w:val="FB923C"/>
                 <w:sz w:val="26"/>
               </w:rPr>
               <w:t>ratio</w:t>
@@ -5189,7 +5198,7 @@
               <w:rPr>
                 <w:rFonts w:ascii="Calibri" w:hAnsi="Calibri" w:eastAsia="微软雅黑"/>
                 <w:b/>
-                <w:color w:val="FB923C"/>
+                <w:color w:val="5EEAD4"/>
                 <w:sz w:val="26"/>
               </w:rPr>
               <w:t>bullets</w:t>
@@ -5231,7 +5240,7 @@
               <w:rPr>
                 <w:rFonts w:ascii="Calibri" w:hAnsi="Calibri" w:eastAsia="微软雅黑"/>
                 <w:b/>
-                <w:color w:val="C4B5FD"/>
+                <w:color w:val="FB923C"/>
                 <w:sz w:val="21"/>
               </w:rPr>
               <w:t>比例</w:t>
@@ -5287,7 +5296,7 @@
               <w:rPr>
                 <w:rFonts w:ascii="Calibri" w:hAnsi="Calibri" w:eastAsia="微软雅黑"/>
                 <w:b/>
-                <w:color w:val="FB923C"/>
+                <w:color w:val="5EEAD4"/>
                 <w:sz w:val="21"/>
               </w:rPr>
               <w:t>子弹</w:t>
@@ -5393,8 +5402,8 @@
             <w:r>
               <w:rPr>
                 <w:rFonts w:ascii="Calibri" w:hAnsi="Calibri" w:eastAsia="微软雅黑"/>
-                <w:b w:val="0"/>
-                <w:color w:val="F0F7F2"/>
+                <w:b/>
+                <w:color w:val="FCA5A5"/>
                 <w:sz w:val="26"/>
               </w:rPr>
               <w:t>likened</w:t>
@@ -5423,7 +5432,7 @@
               <w:rPr>
                 <w:rFonts w:ascii="Calibri" w:hAnsi="Calibri" w:eastAsia="微软雅黑"/>
                 <w:b/>
-                <w:color w:val="5EEAD4"/>
+                <w:color w:val="FBBF24"/>
                 <w:sz w:val="26"/>
               </w:rPr>
               <w:t>resilient</w:t>
@@ -5452,7 +5461,7 @@
               <w:rPr>
                 <w:rFonts w:ascii="Calibri" w:hAnsi="Calibri" w:eastAsia="微软雅黑"/>
                 <w:b/>
-                <w:color w:val="FCA5A5"/>
+                <w:color w:val="38BDF8"/>
                 <w:sz w:val="26"/>
               </w:rPr>
               <w:t>toughness</w:t>
@@ -5471,8 +5480,8 @@
             <w:r>
               <w:rPr>
                 <w:rFonts w:ascii="Calibri" w:hAnsi="Calibri" w:eastAsia="微软雅黑"/>
-                <w:b w:val="0"/>
-                <w:color w:val="F0F7F2"/>
+                <w:b/>
+                <w:color w:val="FCA5A5"/>
                 <w:sz w:val="26"/>
               </w:rPr>
               <w:t>to</w:t>
@@ -5501,7 +5510,7 @@
               <w:rPr>
                 <w:rFonts w:ascii="Calibri" w:hAnsi="Calibri" w:eastAsia="微软雅黑"/>
                 <w:b/>
-                <w:color w:val="FBBF24"/>
+                <w:color w:val="BEF264"/>
                 <w:sz w:val="26"/>
               </w:rPr>
               <w:t>armour</w:t>
@@ -5551,8 +5560,8 @@
             <w:r>
               <w:rPr>
                 <w:rFonts w:ascii="Calibri" w:hAnsi="Calibri" w:eastAsia="微软雅黑"/>
-                <w:b w:val="0"/>
-                <w:color w:val="AAC4B6"/>
+                <w:b/>
+                <w:color w:val="FCA5A5"/>
                 <w:sz w:val="21"/>
               </w:rPr>
               <w:t>把</w:t>
@@ -5590,7 +5599,7 @@
               <w:rPr>
                 <w:rFonts w:ascii="Calibri" w:hAnsi="Calibri" w:eastAsia="微软雅黑"/>
                 <w:b/>
-                <w:color w:val="5EEAD4"/>
+                <w:color w:val="FBBF24"/>
                 <w:sz w:val="21"/>
               </w:rPr>
               <w:t>耐打的</w:t>
@@ -5612,6 +5621,30 @@
                 <w:sz w:val="21"/>
               </w:rPr>
               <w:t>鸟的</w:t>
+            </w:r>
+            <w:r>
+              <w:br/>
+            </w:r>
+            <w:r>
+              <w:rPr>
+                <w:rFonts w:ascii="Calibri" w:hAnsi="Calibri" w:eastAsia="微软雅黑"/>
+                <w:b/>
+                <w:color w:val="FBBF24"/>
+                <w:sz w:val="21"/>
+              </w:rPr>
+              <w:t>（人或动物）对困境</w:t>
+            </w:r>
+            <w:r>
+              <w:br/>
+            </w:r>
+            <w:r>
+              <w:rPr>
+                <w:rFonts w:ascii="Calibri" w:hAnsi="Calibri" w:eastAsia="微软雅黑"/>
+                <w:b/>
+                <w:color w:val="FBBF24"/>
+                <w:sz w:val="21"/>
+              </w:rPr>
+              <w:t>有承受力的，有复原力的</w:t>
             </w:r>
           </w:p>
         </w:tc>
@@ -5628,7 +5661,7 @@
               <w:rPr>
                 <w:rFonts w:ascii="Calibri" w:hAnsi="Calibri" w:eastAsia="微软雅黑"/>
                 <w:b/>
-                <w:color w:val="FCA5A5"/>
+                <w:color w:val="38BDF8"/>
                 <w:sz w:val="21"/>
               </w:rPr>
               <w:t>坚韧</w:t>
@@ -5647,8 +5680,8 @@
             <w:r>
               <w:rPr>
                 <w:rFonts w:ascii="Calibri" w:hAnsi="Calibri" w:eastAsia="微软雅黑"/>
-                <w:b w:val="0"/>
-                <w:color w:val="AAC4B6"/>
+                <w:b/>
+                <w:color w:val="FCA5A5"/>
                 <w:sz w:val="21"/>
               </w:rPr>
               <w:t>比作</w:t>
@@ -5686,7 +5719,7 @@
               <w:rPr>
                 <w:rFonts w:ascii="Calibri" w:hAnsi="Calibri" w:eastAsia="微软雅黑"/>
                 <w:b/>
-                <w:color w:val="FBBF24"/>
+                <w:color w:val="BEF264"/>
                 <w:sz w:val="21"/>
               </w:rPr>
               <w:t>装甲</w:t>
@@ -5780,7 +5813,7 @@
               <w:rPr>
                 <w:rFonts w:ascii="Calibri" w:hAnsi="Calibri" w:eastAsia="微软雅黑"/>
                 <w:b/>
-                <w:color w:val="38BDF8"/>
+                <w:color w:val="C4B5FD"/>
                 <w:sz w:val="26"/>
               </w:rPr>
               <w:t>warfare</w:t>
@@ -5849,7 +5882,7 @@
               <w:rPr>
                 <w:rFonts w:ascii="Calibri" w:hAnsi="Calibri" w:eastAsia="微软雅黑"/>
                 <w:b/>
-                <w:color w:val="F472B6"/>
+                <w:color w:val="FB923C"/>
                 <w:sz w:val="26"/>
               </w:rPr>
               <w:t>hardy</w:t>
@@ -5878,7 +5911,7 @@
               <w:rPr>
                 <w:rFonts w:ascii="Calibri" w:hAnsi="Calibri" w:eastAsia="微软雅黑"/>
                 <w:b/>
-                <w:color w:val="BEF264"/>
+                <w:color w:val="5EEAD4"/>
                 <w:sz w:val="26"/>
               </w:rPr>
               <w:t>endurance</w:t>
@@ -5929,7 +5962,7 @@
               <w:rPr>
                 <w:rFonts w:ascii="Calibri" w:hAnsi="Calibri" w:eastAsia="微软雅黑"/>
                 <w:b/>
-                <w:color w:val="38BDF8"/>
+                <w:color w:val="C4B5FD"/>
                 <w:sz w:val="21"/>
               </w:rPr>
               <w:t>战事</w:t>
@@ -6007,7 +6040,7 @@
               <w:rPr>
                 <w:rFonts w:ascii="Calibri" w:hAnsi="Calibri" w:eastAsia="微软雅黑"/>
                 <w:b/>
-                <w:color w:val="F472B6"/>
+                <w:color w:val="FB923C"/>
                 <w:sz w:val="21"/>
               </w:rPr>
               <w:t>顽强的</w:t>
@@ -6045,10 +6078,10 @@
               <w:rPr>
                 <w:rFonts w:ascii="Calibri" w:hAnsi="Calibri" w:eastAsia="微软雅黑"/>
                 <w:b/>
-                <w:color w:val="BEF264"/>
+                <w:color w:val="5EEAD4"/>
                 <w:sz w:val="21"/>
               </w:rPr>
-              <w:t>耐力</w:t>
+              <w:t>耐受力/抗造力</w:t>
             </w:r>
             <w:r>
               <w:rPr>
@@ -6137,7 +6170,7 @@
               <w:rPr>
                 <w:rFonts w:ascii="Calibri" w:hAnsi="Calibri" w:eastAsia="微软雅黑"/>
                 <w:b/>
-                <w:color w:val="C4B5FD"/>
+                <w:color w:val="FCA5A5"/>
                 <w:sz w:val="26"/>
               </w:rPr>
               <w:t>pleas</w:t>
@@ -6155,7 +6188,7 @@
               <w:rPr>
                 <w:rFonts w:ascii="Calibri" w:hAnsi="Calibri" w:eastAsia="微软雅黑"/>
                 <w:b/>
-                <w:color w:val="FB923C"/>
+                <w:color w:val="FBBF24"/>
                 <w:sz w:val="26"/>
               </w:rPr>
               <w:t>reinforcements</w:t>
@@ -6235,7 +6268,7 @@
               <w:rPr>
                 <w:rFonts w:ascii="Calibri" w:hAnsi="Calibri" w:eastAsia="微软雅黑"/>
                 <w:b/>
-                <w:color w:val="FB923C"/>
+                <w:color w:val="FBBF24"/>
                 <w:sz w:val="21"/>
               </w:rPr>
               <w:t>增援</w:t>
@@ -6271,7 +6304,7 @@
               <w:rPr>
                 <w:rFonts w:ascii="Calibri" w:hAnsi="Calibri" w:eastAsia="微软雅黑"/>
                 <w:b/>
-                <w:color w:val="C4B5FD"/>
+                <w:color w:val="FCA5A5"/>
                 <w:sz w:val="21"/>
               </w:rPr>
               <w:t>恳求</w:t>
@@ -6343,7 +6376,7 @@
               <w:rPr>
                 <w:rFonts w:ascii="Calibri" w:hAnsi="Calibri" w:eastAsia="微软雅黑"/>
                 <w:b/>
-                <w:color w:val="5EEAD4"/>
+                <w:color w:val="38BDF8"/>
                 <w:sz w:val="26"/>
               </w:rPr>
               <w:t>intervention</w:t>
@@ -6362,8 +6395,8 @@
             <w:r>
               <w:rPr>
                 <w:rFonts w:ascii="Calibri" w:hAnsi="Calibri" w:eastAsia="微软雅黑"/>
-                <w:b w:val="0"/>
-                <w:color w:val="F0F7F2"/>
+                <w:b/>
+                <w:color w:val="F472B6"/>
                 <w:sz w:val="26"/>
               </w:rPr>
               <w:t>gave way to</w:t>
@@ -6392,7 +6425,7 @@
               <w:rPr>
                 <w:rFonts w:ascii="Calibri" w:hAnsi="Calibri" w:eastAsia="微软雅黑"/>
                 <w:b/>
-                <w:color w:val="FCA5A5"/>
+                <w:color w:val="BEF264"/>
                 <w:sz w:val="26"/>
               </w:rPr>
               <w:t>bounty</w:t>
@@ -6410,7 +6443,7 @@
               <w:rPr>
                 <w:rFonts w:ascii="Calibri" w:hAnsi="Calibri" w:eastAsia="微软雅黑"/>
                 <w:b/>
-                <w:color w:val="FBBF24"/>
+                <w:color w:val="C4B5FD"/>
                 <w:sz w:val="26"/>
               </w:rPr>
               <w:t>sanctioned</w:t>
@@ -6441,7 +6474,7 @@
               <w:rPr>
                 <w:rFonts w:ascii="Calibri" w:hAnsi="Calibri" w:eastAsia="微软雅黑"/>
                 <w:b/>
-                <w:color w:val="5EEAD4"/>
+                <w:color w:val="38BDF8"/>
                 <w:sz w:val="21"/>
               </w:rPr>
               <w:t>干预</w:t>
@@ -6460,11 +6493,20 @@
             <w:r>
               <w:rPr>
                 <w:rFonts w:ascii="Calibri" w:hAnsi="Calibri" w:eastAsia="微软雅黑"/>
+                <w:b/>
+                <w:color w:val="F472B6"/>
+                <w:sz w:val="21"/>
+              </w:rPr>
+              <w:t>转变为</w:t>
+            </w:r>
+            <w:r>
+              <w:rPr>
+                <w:rFonts w:ascii="Calibri" w:hAnsi="Calibri" w:eastAsia="微软雅黑"/>
                 <w:b w:val="0"/>
                 <w:color w:val="AAC4B6"/>
                 <w:sz w:val="21"/>
               </w:rPr>
-              <w:t>让位于</w:t>
+              <w:t>（让步于）</w:t>
             </w:r>
           </w:p>
         </w:tc>
@@ -6499,7 +6541,7 @@
               <w:rPr>
                 <w:rFonts w:ascii="Calibri" w:hAnsi="Calibri" w:eastAsia="微软雅黑"/>
                 <w:b/>
-                <w:color w:val="FBBF24"/>
+                <w:color w:val="C4B5FD"/>
                 <w:sz w:val="21"/>
               </w:rPr>
               <w:t>批准</w:t>
@@ -6535,7 +6577,7 @@
               <w:rPr>
                 <w:rFonts w:ascii="Calibri" w:hAnsi="Calibri" w:eastAsia="微软雅黑"/>
                 <w:b/>
-                <w:color w:val="FCA5A5"/>
+                <w:color w:val="BEF264"/>
                 <w:sz w:val="21"/>
               </w:rPr>
               <w:t>悬赏</w:t>
@@ -6564,7 +6606,7 @@
           <w:color w:val="AAC4B6"/>
           <w:sz w:val="20"/>
         </w:rPr>
-        <w:t>（give way to：让位于；</w:t>
+        <w:t>（give way to：转变为，让步于；</w:t>
         <w:br/>
         <w:t>sanctioned…：过去分词短语作后置定语，</w:t>
         <w:br/>
@@ -6619,7 +6661,7 @@
               <w:rPr>
                 <w:rFonts w:ascii="Calibri" w:hAnsi="Calibri" w:eastAsia="微软雅黑"/>
                 <w:b/>
-                <w:color w:val="38BDF8"/>
+                <w:color w:val="FB923C"/>
                 <w:sz w:val="26"/>
               </w:rPr>
               <w:t>payout</w:t>
@@ -6668,7 +6710,7 @@
               <w:rPr>
                 <w:rFonts w:ascii="Calibri" w:hAnsi="Calibri" w:eastAsia="微软雅黑"/>
                 <w:b/>
-                <w:color w:val="F472B6"/>
+                <w:color w:val="5EEAD4"/>
                 <w:sz w:val="26"/>
               </w:rPr>
               <w:t>compensation</w:t>
@@ -6708,10 +6750,19 @@
               <w:rPr>
                 <w:rFonts w:ascii="Calibri" w:hAnsi="Calibri" w:eastAsia="微软雅黑"/>
                 <w:b/>
-                <w:color w:val="38BDF8"/>
+                <w:color w:val="FB923C"/>
                 <w:sz w:val="21"/>
               </w:rPr>
-              <w:t>赏款</w:t>
+              <w:t>赏金</w:t>
+            </w:r>
+            <w:r>
+              <w:rPr>
+                <w:rFonts w:ascii="Calibri" w:hAnsi="Calibri" w:eastAsia="微软雅黑"/>
+                <w:b w:val="0"/>
+                <w:color w:val="AAC4B6"/>
+                <w:sz w:val="21"/>
+              </w:rPr>
+              <w:t>（钱款支出）</w:t>
             </w:r>
           </w:p>
         </w:tc>
@@ -6748,7 +6799,7 @@
               <w:rPr>
                 <w:rFonts w:ascii="Calibri" w:hAnsi="Calibri" w:eastAsia="微软雅黑"/>
                 <w:b/>
-                <w:color w:val="F472B6"/>
+                <w:color w:val="5EEAD4"/>
                 <w:sz w:val="21"/>
               </w:rPr>
               <w:t>补偿</w:t>
@@ -6807,7 +6858,7 @@
               <w:rPr>
                 <w:rFonts w:ascii="Calibri" w:hAnsi="Calibri" w:eastAsia="微软雅黑"/>
                 <w:b/>
-                <w:color w:val="BEF264"/>
+                <w:color w:val="FCA5A5"/>
                 <w:sz w:val="26"/>
               </w:rPr>
               <w:t>incentive</w:t>
@@ -6825,7 +6876,7 @@
               <w:rPr>
                 <w:rFonts w:ascii="Calibri" w:hAnsi="Calibri" w:eastAsia="微软雅黑"/>
                 <w:b/>
-                <w:color w:val="C4B5FD"/>
+                <w:color w:val="FBBF24"/>
                 <w:sz w:val="26"/>
               </w:rPr>
               <w:t>extermination</w:t>
@@ -6874,10 +6925,10 @@
               <w:rPr>
                 <w:rFonts w:ascii="Calibri" w:hAnsi="Calibri" w:eastAsia="微软雅黑"/>
                 <w:b/>
-                <w:color w:val="C4B5FD"/>
+                <w:color w:val="FBBF24"/>
                 <w:sz w:val="21"/>
               </w:rPr>
-              <w:t>灭除</w:t>
+              <w:t>彻底消灭</w:t>
             </w:r>
             <w:r>
               <w:rPr>
@@ -6910,10 +6961,10 @@
               <w:rPr>
                 <w:rFonts w:ascii="Calibri" w:hAnsi="Calibri" w:eastAsia="微软雅黑"/>
                 <w:b/>
-                <w:color w:val="BEF264"/>
+                <w:color w:val="FCA5A5"/>
                 <w:sz w:val="21"/>
               </w:rPr>
-              <w:t>动力</w:t>
+              <w:t>激励</w:t>
             </w:r>
             <w:r>
               <w:rPr>
@@ -6995,7 +7046,7 @@
               <w:rPr>
                 <w:rFonts w:ascii="Calibri" w:hAnsi="Calibri" w:eastAsia="微软雅黑"/>
                 <w:b/>
-                <w:color w:val="FB923C"/>
+                <w:color w:val="38BDF8"/>
                 <w:sz w:val="26"/>
               </w:rPr>
               <w:t>payments</w:t>
@@ -7049,25 +7100,16 @@
                 <w:color w:val="AAC4B6"/>
                 <w:sz w:val="21"/>
               </w:rPr>
-              <w:t>在1934年的六个月里领取了5.7万多笔</w:t>
-            </w:r>
-            <w:r>
-              <w:rPr>
-                <w:rFonts w:ascii="Calibri" w:hAnsi="Calibri" w:eastAsia="微软雅黑"/>
-                <w:b w:val="0"/>
-                <w:color w:val="AAC4B6"/>
+              <w:t>在1934年的六个月里领取了5.7万多笔（赏金）</w:t>
+            </w:r>
+            <w:r>
+              <w:rPr>
+                <w:rFonts w:ascii="Calibri" w:hAnsi="Calibri" w:eastAsia="微软雅黑"/>
+                <w:b/>
+                <w:color w:val="38BDF8"/>
                 <w:sz w:val="21"/>
               </w:rPr>
-              <w:t xml:space="preserve"> </w:t>
-            </w:r>
-            <w:r>
-              <w:rPr>
-                <w:rFonts w:ascii="Calibri" w:hAnsi="Calibri" w:eastAsia="微软雅黑"/>
-                <w:b/>
-                <w:color w:val="FB923C"/>
-                <w:sz w:val="21"/>
-              </w:rPr>
-              <w:t>赏金</w:t>
+              <w:t>支付</w:t>
             </w:r>
             <w:r>
               <w:rPr>

--- a/视频/对照文本/09-文本.docx
+++ b/视频/对照文本/09-文本.docx
@@ -3586,12 +3586,13 @@
         </w:tblBorders>
       </w:tblPr>
       <w:tblGrid>
-        <w:gridCol w:w="10540"/>
+        <w:gridCol w:w="5270"/>
+        <w:gridCol w:w="5270"/>
       </w:tblGrid>
       <w:tr>
         <w:tc>
           <w:tcPr>
-            <w:tcW w:type="dxa" w:w="10540"/>
+            <w:tcW w:type="dxa" w:w="5270"/>
           </w:tcPr>
           <w:p>
             <w:pPr>
@@ -3601,17 +3602,37 @@
             <w:r>
               <w:rPr>
                 <w:rFonts w:ascii="Calibri" w:hAnsi="Calibri" w:eastAsia="微软雅黑"/>
+                <w:b/>
+                <w:color w:val="BEF264"/>
+                <w:sz w:val="26"/>
+              </w:rPr>
+              <w:t>frustrating</w:t>
+            </w:r>
+          </w:p>
+        </w:tc>
+        <w:tc>
+          <w:tcPr>
+            <w:tcW w:type="dxa" w:w="5270"/>
+          </w:tcPr>
+          <w:p>
+            <w:pPr>
+              <w:spacing w:after="0"/>
+              <w:jc w:val="center"/>
+            </w:pPr>
+            <w:r>
+              <w:rPr>
+                <w:rFonts w:ascii="Calibri" w:hAnsi="Calibri" w:eastAsia="微软雅黑"/>
                 <w:b w:val="0"/>
                 <w:color w:val="F0F7F2"/>
                 <w:sz w:val="26"/>
               </w:rPr>
-              <w:t xml:space="preserve">frustrating each </w:t>
+              <w:t xml:space="preserve">each </w:t>
             </w:r>
             <w:r>
               <w:rPr>
                 <w:rFonts w:ascii="Calibri" w:hAnsi="Calibri" w:eastAsia="微软雅黑"/>
                 <w:b/>
-                <w:color w:val="BEF264"/>
+                <w:color w:val="C4B5FD"/>
                 <w:sz w:val="26"/>
               </w:rPr>
               <w:t>tactical</w:t>
@@ -3631,7 +3652,7 @@
       <w:tr>
         <w:tc>
           <w:tcPr>
-            <w:tcW w:type="dxa" w:w="10540"/>
+            <w:tcW w:type="dxa" w:w="5270"/>
           </w:tcPr>
           <w:p>
             <w:pPr>
@@ -3641,11 +3662,31 @@
             <w:r>
               <w:rPr>
                 <w:rFonts w:ascii="Calibri" w:hAnsi="Calibri" w:eastAsia="微软雅黑"/>
+                <w:b/>
+                <w:color w:val="BEF264"/>
+                <w:sz w:val="21"/>
+              </w:rPr>
+              <w:t>挫败了</w:t>
+            </w:r>
+          </w:p>
+        </w:tc>
+        <w:tc>
+          <w:tcPr>
+            <w:tcW w:type="dxa" w:w="5270"/>
+          </w:tcPr>
+          <w:p>
+            <w:pPr>
+              <w:spacing w:after="0"/>
+              <w:jc w:val="center"/>
+            </w:pPr>
+            <w:r>
+              <w:rPr>
+                <w:rFonts w:ascii="Calibri" w:hAnsi="Calibri" w:eastAsia="微软雅黑"/>
                 <w:b w:val="0"/>
                 <w:color w:val="AAC4B6"/>
                 <w:sz w:val="21"/>
               </w:rPr>
-              <w:t>让每一个</w:t>
+              <w:t>每一个</w:t>
             </w:r>
             <w:r>
               <w:rPr>
@@ -3660,7 +3701,7 @@
               <w:rPr>
                 <w:rFonts w:ascii="Calibri" w:hAnsi="Calibri" w:eastAsia="微软雅黑"/>
                 <w:b/>
-                <w:color w:val="BEF264"/>
+                <w:color w:val="C4B5FD"/>
                 <w:sz w:val="21"/>
               </w:rPr>
               <w:t>战术</w:t>
@@ -3681,7 +3722,7 @@
                 <w:color w:val="AAC4B6"/>
                 <w:sz w:val="21"/>
               </w:rPr>
-              <w:t>计划都落了空；</w:t>
+              <w:t>计划；</w:t>
             </w:r>
           </w:p>
         </w:tc>
@@ -3749,7 +3790,7 @@
               <w:rPr>
                 <w:rFonts w:ascii="Calibri" w:hAnsi="Calibri" w:eastAsia="微软雅黑"/>
                 <w:b/>
-                <w:color w:val="C4B5FD"/>
+                <w:color w:val="FB923C"/>
                 <w:sz w:val="26"/>
               </w:rPr>
               <w:t>futile</w:t>
@@ -3818,7 +3859,7 @@
               <w:rPr>
                 <w:rFonts w:ascii="Calibri" w:hAnsi="Calibri" w:eastAsia="微软雅黑"/>
                 <w:b/>
-                <w:color w:val="C4B5FD"/>
+                <w:color w:val="FB923C"/>
                 <w:sz w:val="21"/>
               </w:rPr>
               <w:t>徒劳无功</w:t>
@@ -3911,7 +3952,7 @@
               <w:rPr>
                 <w:rFonts w:ascii="Calibri" w:hAnsi="Calibri" w:eastAsia="微软雅黑"/>
                 <w:b/>
-                <w:color w:val="FB923C"/>
+                <w:color w:val="5EEAD4"/>
                 <w:sz w:val="26"/>
               </w:rPr>
               <w:t>wasteful</w:t>
@@ -4022,7 +4063,7 @@
               <w:rPr>
                 <w:rFonts w:ascii="Calibri" w:hAnsi="Calibri" w:eastAsia="微软雅黑"/>
                 <w:b/>
-                <w:color w:val="FB923C"/>
+                <w:color w:val="5EEAD4"/>
                 <w:sz w:val="21"/>
               </w:rPr>
               <w:t>浪费的</w:t>
@@ -4063,7 +4104,7 @@
                 <w:color w:val="AAC4B6"/>
                 <w:sz w:val="21"/>
               </w:rPr>
-              <w:t>打掉了</w:t>
+              <w:t>花费了/消耗了</w:t>
             </w:r>
           </w:p>
         </w:tc>
@@ -4150,7 +4191,7 @@
               <w:rPr>
                 <w:rFonts w:ascii="Calibri" w:hAnsi="Calibri" w:eastAsia="微软雅黑"/>
                 <w:b/>
-                <w:color w:val="5EEAD4"/>
+                <w:color w:val="FCA5A5"/>
                 <w:sz w:val="26"/>
               </w:rPr>
               <w:t>ludicrous</w:t>
@@ -4199,7 +4240,7 @@
               <w:rPr>
                 <w:rFonts w:ascii="Calibri" w:hAnsi="Calibri" w:eastAsia="微软雅黑"/>
                 <w:b/>
-                <w:color w:val="5EEAD4"/>
+                <w:color w:val="FCA5A5"/>
                 <w:sz w:val="21"/>
               </w:rPr>
               <w:t>荒唐可笑的</w:t>
@@ -4289,7 +4330,7 @@
               <w:rPr>
                 <w:rFonts w:ascii="Calibri" w:hAnsi="Calibri" w:eastAsia="微软雅黑"/>
                 <w:b/>
-                <w:color w:val="FCA5A5"/>
+                <w:color w:val="FBBF24"/>
                 <w:sz w:val="26"/>
               </w:rPr>
               <w:t>parliamentary</w:t>
@@ -4327,7 +4368,7 @@
               <w:rPr>
                 <w:rFonts w:ascii="Calibri" w:hAnsi="Calibri" w:eastAsia="微软雅黑"/>
                 <w:b/>
-                <w:color w:val="FBBF24"/>
+                <w:color w:val="38BDF8"/>
                 <w:sz w:val="26"/>
               </w:rPr>
               <w:t>ridicule</w:t>
@@ -4376,7 +4417,7 @@
               <w:rPr>
                 <w:rFonts w:ascii="Calibri" w:hAnsi="Calibri" w:eastAsia="微软雅黑"/>
                 <w:b/>
-                <w:color w:val="FCA5A5"/>
+                <w:color w:val="FBBF24"/>
                 <w:sz w:val="21"/>
               </w:rPr>
               <w:t>议会</w:t>
@@ -4432,7 +4473,7 @@
               <w:rPr>
                 <w:rFonts w:ascii="Calibri" w:hAnsi="Calibri" w:eastAsia="微软雅黑"/>
                 <w:b/>
-                <w:color w:val="FBBF24"/>
+                <w:color w:val="38BDF8"/>
                 <w:sz w:val="21"/>
               </w:rPr>
               <w:t>嘲笑/嘲讽</w:t>
@@ -4502,7 +4543,7 @@
               <w:rPr>
                 <w:rFonts w:ascii="Calibri" w:hAnsi="Calibri" w:eastAsia="微软雅黑"/>
                 <w:b/>
-                <w:color w:val="38BDF8"/>
+                <w:color w:val="F472B6"/>
                 <w:sz w:val="26"/>
               </w:rPr>
               <w:t>embarrassing</w:t>
@@ -4520,7 +4561,7 @@
               <w:rPr>
                 <w:rFonts w:ascii="Calibri" w:hAnsi="Calibri" w:eastAsia="微软雅黑"/>
                 <w:b/>
-                <w:color w:val="F472B6"/>
+                <w:color w:val="BEF264"/>
                 <w:sz w:val="26"/>
               </w:rPr>
               <w:t>withdrawal</w:t>
@@ -4600,7 +4641,7 @@
               <w:rPr>
                 <w:rFonts w:ascii="Calibri" w:hAnsi="Calibri" w:eastAsia="微软雅黑"/>
                 <w:b/>
-                <w:color w:val="38BDF8"/>
+                <w:color w:val="F472B6"/>
                 <w:sz w:val="21"/>
               </w:rPr>
               <w:t>尴尬的</w:t>
@@ -4618,7 +4659,7 @@
               <w:rPr>
                 <w:rFonts w:ascii="Calibri" w:hAnsi="Calibri" w:eastAsia="微软雅黑"/>
                 <w:b/>
-                <w:color w:val="F472B6"/>
+                <w:color w:val="BEF264"/>
                 <w:sz w:val="21"/>
               </w:rPr>
               <w:t>撤退</w:t>
@@ -4930,7 +4971,7 @@
               <w:rPr>
                 <w:rFonts w:ascii="Calibri" w:hAnsi="Calibri" w:eastAsia="微软雅黑"/>
                 <w:b/>
-                <w:color w:val="BEF264"/>
+                <w:color w:val="C4B5FD"/>
                 <w:sz w:val="26"/>
               </w:rPr>
               <w:t>memo</w:t>
@@ -4959,7 +5000,7 @@
               <w:rPr>
                 <w:rFonts w:ascii="Calibri" w:hAnsi="Calibri" w:eastAsia="微软雅黑"/>
                 <w:b/>
-                <w:color w:val="C4B5FD"/>
+                <w:color w:val="FB923C"/>
                 <w:sz w:val="26"/>
               </w:rPr>
               <w:t>inventory</w:t>
@@ -5039,7 +5080,7 @@
               <w:rPr>
                 <w:rFonts w:ascii="Calibri" w:hAnsi="Calibri" w:eastAsia="微软雅黑"/>
                 <w:b/>
-                <w:color w:val="BEF264"/>
+                <w:color w:val="C4B5FD"/>
                 <w:sz w:val="21"/>
               </w:rPr>
               <w:t>备忘录</w:t>
@@ -5077,7 +5118,7 @@
               <w:rPr>
                 <w:rFonts w:ascii="Calibri" w:hAnsi="Calibri" w:eastAsia="微软雅黑"/>
                 <w:b/>
-                <w:color w:val="C4B5FD"/>
+                <w:color w:val="FB923C"/>
                 <w:sz w:val="21"/>
               </w:rPr>
               <w:t>清单</w:t>
@@ -5169,7 +5210,7 @@
               <w:rPr>
                 <w:rFonts w:ascii="Calibri" w:hAnsi="Calibri" w:eastAsia="微软雅黑"/>
                 <w:b/>
-                <w:color w:val="FB923C"/>
+                <w:color w:val="5EEAD4"/>
                 <w:sz w:val="26"/>
               </w:rPr>
               <w:t>ratio</w:t>
@@ -5198,7 +5239,7 @@
               <w:rPr>
                 <w:rFonts w:ascii="Calibri" w:hAnsi="Calibri" w:eastAsia="微软雅黑"/>
                 <w:b/>
-                <w:color w:val="5EEAD4"/>
+                <w:color w:val="FCA5A5"/>
                 <w:sz w:val="26"/>
               </w:rPr>
               <w:t>bullets</w:t>
@@ -5240,7 +5281,7 @@
               <w:rPr>
                 <w:rFonts w:ascii="Calibri" w:hAnsi="Calibri" w:eastAsia="微软雅黑"/>
                 <w:b/>
-                <w:color w:val="FB923C"/>
+                <w:color w:val="5EEAD4"/>
                 <w:sz w:val="21"/>
               </w:rPr>
               <w:t>比例</w:t>
@@ -5296,7 +5337,7 @@
               <w:rPr>
                 <w:rFonts w:ascii="Calibri" w:hAnsi="Calibri" w:eastAsia="微软雅黑"/>
                 <w:b/>
-                <w:color w:val="5EEAD4"/>
+                <w:color w:val="FCA5A5"/>
                 <w:sz w:val="21"/>
               </w:rPr>
               <w:t>子弹</w:t>
@@ -5403,7 +5444,7 @@
               <w:rPr>
                 <w:rFonts w:ascii="Calibri" w:hAnsi="Calibri" w:eastAsia="微软雅黑"/>
                 <w:b/>
-                <w:color w:val="FCA5A5"/>
+                <w:color w:val="FBBF24"/>
                 <w:sz w:val="26"/>
               </w:rPr>
               <w:t>likened</w:t>
@@ -5432,7 +5473,7 @@
               <w:rPr>
                 <w:rFonts w:ascii="Calibri" w:hAnsi="Calibri" w:eastAsia="微软雅黑"/>
                 <w:b/>
-                <w:color w:val="FBBF24"/>
+                <w:color w:val="38BDF8"/>
                 <w:sz w:val="26"/>
               </w:rPr>
               <w:t>resilient</w:t>
@@ -5461,7 +5502,7 @@
               <w:rPr>
                 <w:rFonts w:ascii="Calibri" w:hAnsi="Calibri" w:eastAsia="微软雅黑"/>
                 <w:b/>
-                <w:color w:val="38BDF8"/>
+                <w:color w:val="F472B6"/>
                 <w:sz w:val="26"/>
               </w:rPr>
               <w:t>toughness</w:t>
@@ -5481,7 +5522,7 @@
               <w:rPr>
                 <w:rFonts w:ascii="Calibri" w:hAnsi="Calibri" w:eastAsia="微软雅黑"/>
                 <w:b/>
-                <w:color w:val="FCA5A5"/>
+                <w:color w:val="FBBF24"/>
                 <w:sz w:val="26"/>
               </w:rPr>
               <w:t>to</w:t>
@@ -5510,7 +5551,7 @@
               <w:rPr>
                 <w:rFonts w:ascii="Calibri" w:hAnsi="Calibri" w:eastAsia="微软雅黑"/>
                 <w:b/>
-                <w:color w:val="BEF264"/>
+                <w:color w:val="C4B5FD"/>
                 <w:sz w:val="26"/>
               </w:rPr>
               <w:t>armour</w:t>
@@ -5561,7 +5602,7 @@
               <w:rPr>
                 <w:rFonts w:ascii="Calibri" w:hAnsi="Calibri" w:eastAsia="微软雅黑"/>
                 <w:b/>
-                <w:color w:val="FCA5A5"/>
+                <w:color w:val="FBBF24"/>
                 <w:sz w:val="21"/>
               </w:rPr>
               <w:t>把</w:t>
@@ -5599,7 +5640,7 @@
               <w:rPr>
                 <w:rFonts w:ascii="Calibri" w:hAnsi="Calibri" w:eastAsia="微软雅黑"/>
                 <w:b/>
-                <w:color w:val="FBBF24"/>
+                <w:color w:val="38BDF8"/>
                 <w:sz w:val="21"/>
               </w:rPr>
               <w:t>耐打的</w:t>
@@ -5629,7 +5670,7 @@
               <w:rPr>
                 <w:rFonts w:ascii="Calibri" w:hAnsi="Calibri" w:eastAsia="微软雅黑"/>
                 <w:b/>
-                <w:color w:val="FBBF24"/>
+                <w:color w:val="38BDF8"/>
                 <w:sz w:val="21"/>
               </w:rPr>
               <w:t>（人或动物）对困境</w:t>
@@ -5641,7 +5682,7 @@
               <w:rPr>
                 <w:rFonts w:ascii="Calibri" w:hAnsi="Calibri" w:eastAsia="微软雅黑"/>
                 <w:b/>
-                <w:color w:val="FBBF24"/>
+                <w:color w:val="38BDF8"/>
                 <w:sz w:val="21"/>
               </w:rPr>
               <w:t>有承受力的，有复原力的</w:t>
@@ -5661,7 +5702,7 @@
               <w:rPr>
                 <w:rFonts w:ascii="Calibri" w:hAnsi="Calibri" w:eastAsia="微软雅黑"/>
                 <w:b/>
-                <w:color w:val="38BDF8"/>
+                <w:color w:val="F472B6"/>
                 <w:sz w:val="21"/>
               </w:rPr>
               <w:t>坚韧</w:t>
@@ -5681,7 +5722,7 @@
               <w:rPr>
                 <w:rFonts w:ascii="Calibri" w:hAnsi="Calibri" w:eastAsia="微软雅黑"/>
                 <w:b/>
-                <w:color w:val="FCA5A5"/>
+                <w:color w:val="FBBF24"/>
                 <w:sz w:val="21"/>
               </w:rPr>
               <w:t>比作</w:t>
@@ -5719,7 +5760,7 @@
               <w:rPr>
                 <w:rFonts w:ascii="Calibri" w:hAnsi="Calibri" w:eastAsia="微软雅黑"/>
                 <w:b/>
-                <w:color w:val="BEF264"/>
+                <w:color w:val="C4B5FD"/>
                 <w:sz w:val="21"/>
               </w:rPr>
               <w:t>装甲</w:t>
@@ -5813,7 +5854,7 @@
               <w:rPr>
                 <w:rFonts w:ascii="Calibri" w:hAnsi="Calibri" w:eastAsia="微软雅黑"/>
                 <w:b/>
-                <w:color w:val="C4B5FD"/>
+                <w:color w:val="FB923C"/>
                 <w:sz w:val="26"/>
               </w:rPr>
               <w:t>warfare</w:t>
@@ -5882,7 +5923,7 @@
               <w:rPr>
                 <w:rFonts w:ascii="Calibri" w:hAnsi="Calibri" w:eastAsia="微软雅黑"/>
                 <w:b/>
-                <w:color w:val="FB923C"/>
+                <w:color w:val="5EEAD4"/>
                 <w:sz w:val="26"/>
               </w:rPr>
               <w:t>hardy</w:t>
@@ -5911,7 +5952,7 @@
               <w:rPr>
                 <w:rFonts w:ascii="Calibri" w:hAnsi="Calibri" w:eastAsia="微软雅黑"/>
                 <w:b/>
-                <w:color w:val="5EEAD4"/>
+                <w:color w:val="FCA5A5"/>
                 <w:sz w:val="26"/>
               </w:rPr>
               <w:t>endurance</w:t>
@@ -5962,7 +6003,7 @@
               <w:rPr>
                 <w:rFonts w:ascii="Calibri" w:hAnsi="Calibri" w:eastAsia="微软雅黑"/>
                 <w:b/>
-                <w:color w:val="C4B5FD"/>
+                <w:color w:val="FB923C"/>
                 <w:sz w:val="21"/>
               </w:rPr>
               <w:t>战事</w:t>
@@ -6040,7 +6081,7 @@
               <w:rPr>
                 <w:rFonts w:ascii="Calibri" w:hAnsi="Calibri" w:eastAsia="微软雅黑"/>
                 <w:b/>
-                <w:color w:val="FB923C"/>
+                <w:color w:val="5EEAD4"/>
                 <w:sz w:val="21"/>
               </w:rPr>
               <w:t>顽强的</w:t>
@@ -6078,7 +6119,7 @@
               <w:rPr>
                 <w:rFonts w:ascii="Calibri" w:hAnsi="Calibri" w:eastAsia="微软雅黑"/>
                 <w:b/>
-                <w:color w:val="5EEAD4"/>
+                <w:color w:val="FCA5A5"/>
                 <w:sz w:val="21"/>
               </w:rPr>
               <w:t>耐受力/抗造力</w:t>
@@ -6170,7 +6211,7 @@
               <w:rPr>
                 <w:rFonts w:ascii="Calibri" w:hAnsi="Calibri" w:eastAsia="微软雅黑"/>
                 <w:b/>
-                <w:color w:val="FCA5A5"/>
+                <w:color w:val="FBBF24"/>
                 <w:sz w:val="26"/>
               </w:rPr>
               <w:t>pleas</w:t>
@@ -6188,7 +6229,7 @@
               <w:rPr>
                 <w:rFonts w:ascii="Calibri" w:hAnsi="Calibri" w:eastAsia="微软雅黑"/>
                 <w:b/>
-                <w:color w:val="FBBF24"/>
+                <w:color w:val="38BDF8"/>
                 <w:sz w:val="26"/>
               </w:rPr>
               <w:t>reinforcements</w:t>
@@ -6268,7 +6309,7 @@
               <w:rPr>
                 <w:rFonts w:ascii="Calibri" w:hAnsi="Calibri" w:eastAsia="微软雅黑"/>
                 <w:b/>
-                <w:color w:val="FBBF24"/>
+                <w:color w:val="38BDF8"/>
                 <w:sz w:val="21"/>
               </w:rPr>
               <w:t>增援</w:t>
@@ -6304,7 +6345,7 @@
               <w:rPr>
                 <w:rFonts w:ascii="Calibri" w:hAnsi="Calibri" w:eastAsia="微软雅黑"/>
                 <w:b/>
-                <w:color w:val="FCA5A5"/>
+                <w:color w:val="FBBF24"/>
                 <w:sz w:val="21"/>
               </w:rPr>
               <w:t>恳求</w:t>
@@ -6376,7 +6417,7 @@
               <w:rPr>
                 <w:rFonts w:ascii="Calibri" w:hAnsi="Calibri" w:eastAsia="微软雅黑"/>
                 <w:b/>
-                <w:color w:val="38BDF8"/>
+                <w:color w:val="F472B6"/>
                 <w:sz w:val="26"/>
               </w:rPr>
               <w:t>intervention</w:t>
@@ -6396,7 +6437,7 @@
               <w:rPr>
                 <w:rFonts w:ascii="Calibri" w:hAnsi="Calibri" w:eastAsia="微软雅黑"/>
                 <w:b/>
-                <w:color w:val="F472B6"/>
+                <w:color w:val="BEF264"/>
                 <w:sz w:val="26"/>
               </w:rPr>
               <w:t>gave way to</w:t>
@@ -6425,7 +6466,7 @@
               <w:rPr>
                 <w:rFonts w:ascii="Calibri" w:hAnsi="Calibri" w:eastAsia="微软雅黑"/>
                 <w:b/>
-                <w:color w:val="BEF264"/>
+                <w:color w:val="C4B5FD"/>
                 <w:sz w:val="26"/>
               </w:rPr>
               <w:t>bounty</w:t>
@@ -6443,7 +6484,7 @@
               <w:rPr>
                 <w:rFonts w:ascii="Calibri" w:hAnsi="Calibri" w:eastAsia="微软雅黑"/>
                 <w:b/>
-                <w:color w:val="C4B5FD"/>
+                <w:color w:val="FB923C"/>
                 <w:sz w:val="26"/>
               </w:rPr>
               <w:t>sanctioned</w:t>
@@ -6474,7 +6515,7 @@
               <w:rPr>
                 <w:rFonts w:ascii="Calibri" w:hAnsi="Calibri" w:eastAsia="微软雅黑"/>
                 <w:b/>
-                <w:color w:val="38BDF8"/>
+                <w:color w:val="F472B6"/>
                 <w:sz w:val="21"/>
               </w:rPr>
               <w:t>干预</w:t>
@@ -6494,7 +6535,7 @@
               <w:rPr>
                 <w:rFonts w:ascii="Calibri" w:hAnsi="Calibri" w:eastAsia="微软雅黑"/>
                 <w:b/>
-                <w:color w:val="F472B6"/>
+                <w:color w:val="BEF264"/>
                 <w:sz w:val="21"/>
               </w:rPr>
               <w:t>转变为</w:t>
@@ -6541,7 +6582,7 @@
               <w:rPr>
                 <w:rFonts w:ascii="Calibri" w:hAnsi="Calibri" w:eastAsia="微软雅黑"/>
                 <w:b/>
-                <w:color w:val="C4B5FD"/>
+                <w:color w:val="FB923C"/>
                 <w:sz w:val="21"/>
               </w:rPr>
               <w:t>批准</w:t>
@@ -6577,7 +6618,7 @@
               <w:rPr>
                 <w:rFonts w:ascii="Calibri" w:hAnsi="Calibri" w:eastAsia="微软雅黑"/>
                 <w:b/>
-                <w:color w:val="BEF264"/>
+                <w:color w:val="C4B5FD"/>
                 <w:sz w:val="21"/>
               </w:rPr>
               <w:t>悬赏</w:t>
@@ -6661,7 +6702,7 @@
               <w:rPr>
                 <w:rFonts w:ascii="Calibri" w:hAnsi="Calibri" w:eastAsia="微软雅黑"/>
                 <w:b/>
-                <w:color w:val="FB923C"/>
+                <w:color w:val="5EEAD4"/>
                 <w:sz w:val="26"/>
               </w:rPr>
               <w:t>payout</w:t>
@@ -6710,7 +6751,7 @@
               <w:rPr>
                 <w:rFonts w:ascii="Calibri" w:hAnsi="Calibri" w:eastAsia="微软雅黑"/>
                 <w:b/>
-                <w:color w:val="5EEAD4"/>
+                <w:color w:val="FCA5A5"/>
                 <w:sz w:val="26"/>
               </w:rPr>
               <w:t>compensation</w:t>
@@ -6750,10 +6791,10 @@
               <w:rPr>
                 <w:rFonts w:ascii="Calibri" w:hAnsi="Calibri" w:eastAsia="微软雅黑"/>
                 <w:b/>
-                <w:color w:val="FB923C"/>
+                <w:color w:val="5EEAD4"/>
                 <w:sz w:val="21"/>
               </w:rPr>
-              <w:t>赏金</w:t>
+              <w:t>钱款支出</w:t>
             </w:r>
             <w:r>
               <w:rPr>
@@ -6762,7 +6803,7 @@
                 <w:color w:val="AAC4B6"/>
                 <w:sz w:val="21"/>
               </w:rPr>
-              <w:t>（钱款支出）</w:t>
+              <w:t>（赏金）</w:t>
             </w:r>
           </w:p>
         </w:tc>
@@ -6799,7 +6840,7 @@
               <w:rPr>
                 <w:rFonts w:ascii="Calibri" w:hAnsi="Calibri" w:eastAsia="微软雅黑"/>
                 <w:b/>
-                <w:color w:val="5EEAD4"/>
+                <w:color w:val="FCA5A5"/>
                 <w:sz w:val="21"/>
               </w:rPr>
               <w:t>补偿</w:t>
@@ -6858,7 +6899,7 @@
               <w:rPr>
                 <w:rFonts w:ascii="Calibri" w:hAnsi="Calibri" w:eastAsia="微软雅黑"/>
                 <w:b/>
-                <w:color w:val="FCA5A5"/>
+                <w:color w:val="FBBF24"/>
                 <w:sz w:val="26"/>
               </w:rPr>
               <w:t>incentive</w:t>
@@ -6876,7 +6917,7 @@
               <w:rPr>
                 <w:rFonts w:ascii="Calibri" w:hAnsi="Calibri" w:eastAsia="微软雅黑"/>
                 <w:b/>
-                <w:color w:val="FBBF24"/>
+                <w:color w:val="38BDF8"/>
                 <w:sz w:val="26"/>
               </w:rPr>
               <w:t>extermination</w:t>
@@ -6925,7 +6966,7 @@
               <w:rPr>
                 <w:rFonts w:ascii="Calibri" w:hAnsi="Calibri" w:eastAsia="微软雅黑"/>
                 <w:b/>
-                <w:color w:val="FBBF24"/>
+                <w:color w:val="38BDF8"/>
                 <w:sz w:val="21"/>
               </w:rPr>
               <w:t>彻底消灭</w:t>
@@ -6961,7 +7002,7 @@
               <w:rPr>
                 <w:rFonts w:ascii="Calibri" w:hAnsi="Calibri" w:eastAsia="微软雅黑"/>
                 <w:b/>
-                <w:color w:val="FCA5A5"/>
+                <w:color w:val="FBBF24"/>
                 <w:sz w:val="21"/>
               </w:rPr>
               <w:t>激励</w:t>
@@ -7046,7 +7087,7 @@
               <w:rPr>
                 <w:rFonts w:ascii="Calibri" w:hAnsi="Calibri" w:eastAsia="微软雅黑"/>
                 <w:b/>
-                <w:color w:val="38BDF8"/>
+                <w:color w:val="F472B6"/>
                 <w:sz w:val="26"/>
               </w:rPr>
               <w:t>payments</w:t>
@@ -7106,7 +7147,7 @@
               <w:rPr>
                 <w:rFonts w:ascii="Calibri" w:hAnsi="Calibri" w:eastAsia="微软雅黑"/>
                 <w:b/>
-                <w:color w:val="38BDF8"/>
+                <w:color w:val="F472B6"/>
                 <w:sz w:val="21"/>
               </w:rPr>
               <w:t>支付</w:t>
@@ -7199,6 +7240,16 @@
           <w:sz w:val="20"/>
         </w:rPr>
         <w:t>（claim：这里指申领；fifty-seven times + 名词：是……的五十七倍）</w:t>
+        <w:br/>
+        <w:t>（结局怎么理解：军队打了五个星期，只打死986只；政府改成悬赏，</w:t>
+        <w:br/>
+        <w:t>让农民自己打、按只领赏金，1934年半年里就领了5.7万多笔，</w:t>
+        <w:br/>
+        <w:t>也就是打死了5.7万多只，是军队战果的五十七倍多。</w:t>
+        <w:br/>
+        <w:t>可见悬赏的效率远远高于出动军队：对农民是好结局，</w:t>
+        <w:br/>
+        <w:t>既拿到了补偿，又有了动力；对军队则是一场难堪的失败。）</w:t>
       </w:r>
     </w:p>
     <w:p>

--- a/视频/对照文本/09-文本.docx
+++ b/视频/对照文本/09-文本.docx
@@ -7241,7 +7241,7 @@
         </w:rPr>
         <w:t>（claim：这里指申领；fifty-seven times + 名词：是……的五十七倍）</w:t>
         <w:br/>
-        <w:t>（结局怎么理解：军队打了五个星期，只打死986只；政府改成悬赏，</w:t>
+        <w:t>（结局：军队打了五个星期，只打死986只；政府改成悬赏，</w:t>
         <w:br/>
         <w:t>让农民自己打、按只领赏金，1934年半年里就领了5.7万多笔，</w:t>
         <w:br/>
